--- a/Precog_assignment.docx
+++ b/Precog_assignment.docx
@@ -445,12 +445,12 @@
           <wp:inline distB="114300" distT="114300" distL="114300" distR="114300">
             <wp:extent cx="1796887" cy="1922740"/>
             <wp:effectExtent b="0" l="0" r="0" t="0"/>
-            <wp:docPr id="9" name="image2.png"/>
+            <wp:docPr id="9" name="image10.png"/>
             <a:graphic>
               <a:graphicData uri="http://schemas.openxmlformats.org/drawingml/2006/picture">
                 <pic:pic>
                   <pic:nvPicPr>
-                    <pic:cNvPr id="0" name="image2.png"/>
+                    <pic:cNvPr id="0" name="image10.png"/>
                     <pic:cNvPicPr preferRelativeResize="0"/>
                   </pic:nvPicPr>
                   <pic:blipFill>
@@ -645,12 +645,12 @@
           <wp:inline distB="114300" distT="114300" distL="114300" distR="114300">
             <wp:extent cx="5731200" cy="2933700"/>
             <wp:effectExtent b="0" l="0" r="0" t="0"/>
-            <wp:docPr id="10" name="image3.png"/>
+            <wp:docPr id="10" name="image8.png"/>
             <a:graphic>
               <a:graphicData uri="http://schemas.openxmlformats.org/drawingml/2006/picture">
                 <pic:pic>
                   <pic:nvPicPr>
-                    <pic:cNvPr id="0" name="image3.png"/>
+                    <pic:cNvPr id="0" name="image8.png"/>
                     <pic:cNvPicPr preferRelativeResize="0"/>
                   </pic:nvPicPr>
                   <pic:blipFill>
@@ -1345,12 +1345,12 @@
           <wp:inline distB="114300" distT="114300" distL="114300" distR="114300">
             <wp:extent cx="3249450" cy="2637318"/>
             <wp:effectExtent b="0" l="0" r="0" t="0"/>
-            <wp:docPr id="3" name="image10.png"/>
+            <wp:docPr id="3" name="image9.png"/>
             <a:graphic>
               <a:graphicData uri="http://schemas.openxmlformats.org/drawingml/2006/picture">
                 <pic:pic>
                   <pic:nvPicPr>
-                    <pic:cNvPr id="0" name="image10.png"/>
+                    <pic:cNvPr id="0" name="image9.png"/>
                     <pic:cNvPicPr preferRelativeResize="0"/>
                   </pic:nvPicPr>
                   <pic:blipFill>
@@ -1502,12 +1502,12 @@
           <wp:inline distB="114300" distT="114300" distL="114300" distR="114300">
             <wp:extent cx="4921382" cy="2176453"/>
             <wp:effectExtent b="0" l="0" r="0" t="0"/>
-            <wp:docPr id="12" name="image11.png"/>
+            <wp:docPr id="12" name="image5.png"/>
             <a:graphic>
               <a:graphicData uri="http://schemas.openxmlformats.org/drawingml/2006/picture">
                 <pic:pic>
                   <pic:nvPicPr>
-                    <pic:cNvPr id="0" name="image11.png"/>
+                    <pic:cNvPr id="0" name="image5.png"/>
                     <pic:cNvPicPr preferRelativeResize="0"/>
                   </pic:nvPicPr>
                   <pic:blipFill>
@@ -2226,12 +2226,12 @@
           <wp:inline distB="114300" distT="114300" distL="114300" distR="114300">
             <wp:extent cx="1585913" cy="557604"/>
             <wp:effectExtent b="0" l="0" r="0" t="0"/>
-            <wp:docPr id="2" name="image5.png"/>
+            <wp:docPr id="2" name="image1.png"/>
             <a:graphic>
               <a:graphicData uri="http://schemas.openxmlformats.org/drawingml/2006/picture">
                 <pic:pic>
                   <pic:nvPicPr>
-                    <pic:cNvPr id="0" name="image5.png"/>
+                    <pic:cNvPr id="0" name="image1.png"/>
                     <pic:cNvPicPr preferRelativeResize="0"/>
                   </pic:nvPicPr>
                   <pic:blipFill>
@@ -2381,12 +2381,12 @@
           <wp:inline distB="114300" distT="114300" distL="114300" distR="114300">
             <wp:extent cx="1282537" cy="1395465"/>
             <wp:effectExtent b="0" l="0" r="0" t="0"/>
-            <wp:docPr id="4" name="image9.png"/>
+            <wp:docPr id="4" name="image6.png"/>
             <a:graphic>
               <a:graphicData uri="http://schemas.openxmlformats.org/drawingml/2006/picture">
                 <pic:pic>
                   <pic:nvPicPr>
-                    <pic:cNvPr id="0" name="image9.png"/>
+                    <pic:cNvPr id="0" name="image6.png"/>
                     <pic:cNvPicPr preferRelativeResize="0"/>
                   </pic:nvPicPr>
                   <pic:blipFill>
@@ -2422,12 +2422,12 @@
           <wp:inline distB="114300" distT="114300" distL="114300" distR="114300">
             <wp:extent cx="1336838" cy="1403264"/>
             <wp:effectExtent b="0" l="0" r="0" t="0"/>
-            <wp:docPr id="8" name="image6.png"/>
+            <wp:docPr id="8" name="image11.png"/>
             <a:graphic>
               <a:graphicData uri="http://schemas.openxmlformats.org/drawingml/2006/picture">
                 <pic:pic>
                   <pic:nvPicPr>
-                    <pic:cNvPr id="0" name="image6.png"/>
+                    <pic:cNvPr id="0" name="image11.png"/>
                     <pic:cNvPicPr preferRelativeResize="0"/>
                   </pic:nvPicPr>
                   <pic:blipFill>
@@ -2479,12 +2479,12 @@
           <wp:inline distB="114300" distT="114300" distL="114300" distR="114300">
             <wp:extent cx="1355888" cy="1432156"/>
             <wp:effectExtent b="0" l="0" r="0" t="0"/>
-            <wp:docPr id="6" name="image8.png"/>
+            <wp:docPr id="6" name="image2.png"/>
             <a:graphic>
               <a:graphicData uri="http://schemas.openxmlformats.org/drawingml/2006/picture">
                 <pic:pic>
                   <pic:nvPicPr>
-                    <pic:cNvPr id="0" name="image8.png"/>
+                    <pic:cNvPr id="0" name="image2.png"/>
                     <pic:cNvPicPr preferRelativeResize="0"/>
                   </pic:nvPicPr>
                   <pic:blipFill>
@@ -2520,12 +2520,12 @@
           <wp:inline distB="114300" distT="114300" distL="114300" distR="114300">
             <wp:extent cx="1333103" cy="1481226"/>
             <wp:effectExtent b="0" l="0" r="0" t="0"/>
-            <wp:docPr id="1" name="image1.png"/>
+            <wp:docPr id="1" name="image7.png"/>
             <a:graphic>
               <a:graphicData uri="http://schemas.openxmlformats.org/drawingml/2006/picture">
                 <pic:pic>
                   <pic:nvPicPr>
-                    <pic:cNvPr id="0" name="image1.png"/>
+                    <pic:cNvPr id="0" name="image7.png"/>
                     <pic:cNvPicPr preferRelativeResize="0"/>
                   </pic:nvPicPr>
                   <pic:blipFill>
@@ -2871,6 +2871,39 @@
           <w:rtl w:val="0"/>
         </w:rPr>
         <w:t xml:space="preserve">Results:</w:t>
+      </w:r>
+    </w:p>
+    <w:p>
+      <w:pPr>
+        <w:rPr/>
+      </w:pPr>
+      <w:r>
+        <w:rPr>
+          <w:rtl w:val="0"/>
+        </w:rPr>
+        <w:t xml:space="preserve">Epoch: 20</w:t>
+      </w:r>
+    </w:p>
+    <w:p>
+      <w:pPr>
+        <w:rPr/>
+      </w:pPr>
+      <w:r>
+        <w:rPr>
+          <w:rtl w:val="0"/>
+        </w:rPr>
+        <w:t xml:space="preserve">Learning rate: 1x10^-3</w:t>
+      </w:r>
+    </w:p>
+    <w:p>
+      <w:pPr>
+        <w:rPr/>
+      </w:pPr>
+      <w:r>
+        <w:rPr>
+          <w:rtl w:val="0"/>
+        </w:rPr>
+        <w:t xml:space="preserve">Lambda1 = 100</w:t>
       </w:r>
     </w:p>
     <w:p>
@@ -3513,6 +3546,44 @@
         <w:rPr>
           <w:rtl w:val="0"/>
         </w:rPr>
+        <w:t xml:space="preserve">Epoch: 20</w:t>
+      </w:r>
+    </w:p>
+    <w:p>
+      <w:pPr>
+        <w:rPr/>
+      </w:pPr>
+      <w:r>
+        <w:rPr>
+          <w:rtl w:val="0"/>
+        </w:rPr>
+        <w:t xml:space="preserve">Learning rate: 1x10^-3</w:t>
+      </w:r>
+    </w:p>
+    <w:p>
+      <w:pPr>
+        <w:rPr/>
+      </w:pPr>
+      <w:r>
+        <w:rPr>
+          <w:rtl w:val="0"/>
+        </w:rPr>
+        <w:t xml:space="preserve">Lambda1 = 0.55</w:t>
+      </w:r>
+      <w:r>
+        <w:rPr>
+          <w:rtl w:val="0"/>
+        </w:rPr>
+      </w:r>
+    </w:p>
+    <w:p>
+      <w:pPr>
+        <w:rPr/>
+      </w:pPr>
+      <w:r>
+        <w:rPr>
+          <w:rtl w:val="0"/>
+        </w:rPr>
       </w:r>
     </w:p>
     <w:tbl>
@@ -3695,7 +3766,7 @@
               <w:rPr>
                 <w:rtl w:val="0"/>
               </w:rPr>
-              <w:t xml:space="preserve">0.5167</w:t>
+              <w:t xml:space="preserve">0.2296</w:t>
             </w:r>
           </w:p>
         </w:tc>
@@ -3721,7 +3792,7 @@
               <w:rPr>
                 <w:rtl w:val="0"/>
               </w:rPr>
-              <w:t xml:space="preserve">84.61%</w:t>
+              <w:t xml:space="preserve">94.85% </w:t>
             </w:r>
           </w:p>
         </w:tc>
@@ -3779,7 +3850,7 @@
               <w:rPr>
                 <w:rtl w:val="0"/>
               </w:rPr>
-              <w:t xml:space="preserve">0.4771</w:t>
+              <w:t xml:space="preserve">0.1744</w:t>
             </w:r>
           </w:p>
         </w:tc>
@@ -3805,7 +3876,7 @@
               <w:rPr>
                 <w:rtl w:val="0"/>
               </w:rPr>
-              <w:t xml:space="preserve">84.34%</w:t>
+              <w:t xml:space="preserve">94.57%</w:t>
             </w:r>
           </w:p>
         </w:tc>
@@ -3863,7 +3934,7 @@
               <w:rPr>
                 <w:rtl w:val="0"/>
               </w:rPr>
-              <w:t xml:space="preserve">9.32</w:t>
+              <w:t xml:space="preserve">8.6752</w:t>
             </w:r>
           </w:p>
         </w:tc>
@@ -3889,7 +3960,7 @@
               <w:rPr>
                 <w:rtl w:val="0"/>
               </w:rPr>
-              <w:t xml:space="preserve">17.67%</w:t>
+              <w:t xml:space="preserve">22.47%</w:t>
             </w:r>
           </w:p>
         </w:tc>
@@ -3995,7 +4066,7 @@
         <w:rPr>
           <w:rtl w:val="0"/>
         </w:rPr>
-        <w:t xml:space="preserve">Similarly, the method 2 results was chosen after performing different combination of hyperparameters (epochs, lambda1, learning rate). This is also available at</w:t>
+        <w:t xml:space="preserve">Similarly, the method 2 best result was chosen after performing different combination of hyperparameters ( lambda1, learning rate). This is also available at</w:t>
       </w:r>
       <w:r>
         <w:rPr>
@@ -4355,12 +4426,12 @@
           <wp:inline distB="114300" distT="114300" distL="114300" distR="114300">
             <wp:extent cx="3633788" cy="1672025"/>
             <wp:effectExtent b="0" l="0" r="0" t="0"/>
-            <wp:docPr id="11" name="image7.png"/>
+            <wp:docPr id="11" name="image3.png"/>
             <a:graphic>
               <a:graphicData uri="http://schemas.openxmlformats.org/drawingml/2006/picture">
                 <pic:pic>
                   <pic:nvPicPr>
-                    <pic:cNvPr id="0" name="image7.png"/>
+                    <pic:cNvPr id="0" name="image3.png"/>
                     <pic:cNvPicPr preferRelativeResize="0"/>
                   </pic:nvPicPr>
                   <pic:blipFill>
@@ -4985,7 +5056,7 @@
         <w:rPr>
           <w:rtl w:val="0"/>
         </w:rPr>
-        <w:t xml:space="preserve">The test accuracy after perturbation od colour feature decrease to substantial extent showing the importance of those neurons in capturing the colour related aspects.</w:t>
+        <w:t xml:space="preserve">The test accuracy after perturbation of colour feature did not decrease probably suggesting that the features found are not necessary for identifying colour features. </w:t>
       </w:r>
     </w:p>
     <w:p>
@@ -5197,18 +5268,7 @@
         <w:rPr>
           <w:rtl w:val="0"/>
         </w:rPr>
-        <w:t xml:space="preserve">1438, 3543, 5702,  6469, 7219,  8918, 9603, 10228, 11375, 13136, 14126, 14360, 14626, 15006, 18034, 20613, 21836, 26463, 27137, 30715</w:t>
-      </w:r>
-    </w:p>
-    <w:p>
-      <w:pPr>
-        <w:ind w:left="-850.3937007874016" w:right="-891.2598425196836" w:firstLine="0"/>
-        <w:rPr/>
-      </w:pPr>
-      <w:r>
-        <w:rPr>
-          <w:rtl w:val="0"/>
-        </w:rPr>
+        <w:t xml:space="preserve">784, 1392, 4256, 4425, 7116, 10709, 10762, 11713, 13330, 13509, 14168, 14751, 16289, 16837, 17936, 18849, 22883, 22911, 23789, 24158, 24335, 24395, 24968, 25572, 25573, 26480, 26520, 26613, 27553, 27666, 28262, 29633, 32105, 32108, 32509</w:t>
       </w:r>
     </w:p>
     <w:p>
@@ -5411,7 +5471,7 @@
         <w:rPr>
           <w:rtl w:val="0"/>
         </w:rPr>
-        <w:t xml:space="preserve">The last task of the assignment expected steering of the biased CNN model towards learning shapes using neurons discovered from SAE. This could not be done as features related to shapes were not found (as proved in the last stage of activation patching where the found features were not affecting the test performance after perturbation).</w:t>
+        <w:t xml:space="preserve">The last task of the assignment expected steering of the biased CNN model towards learning shapes using neurons discovered from SAE. This could not be done as features related to shapes and colours were not found (as proved in the last stage of activation patching where the found features were not affecting the test performance after perturbation).</w:t>
       </w:r>
     </w:p>
     <w:p>

--- a/Precog_assignment.docx
+++ b/Precog_assignment.docx
@@ -445,12 +445,12 @@
           <wp:inline distB="114300" distT="114300" distL="114300" distR="114300">
             <wp:extent cx="1796887" cy="1922740"/>
             <wp:effectExtent b="0" l="0" r="0" t="0"/>
-            <wp:docPr id="9" name="image10.png"/>
+            <wp:docPr id="9" name="image11.png"/>
             <a:graphic>
               <a:graphicData uri="http://schemas.openxmlformats.org/drawingml/2006/picture">
                 <pic:pic>
                   <pic:nvPicPr>
-                    <pic:cNvPr id="0" name="image10.png"/>
+                    <pic:cNvPr id="0" name="image11.png"/>
                     <pic:cNvPicPr preferRelativeResize="0"/>
                   </pic:nvPicPr>
                   <pic:blipFill>
@@ -645,12 +645,12 @@
           <wp:inline distB="114300" distT="114300" distL="114300" distR="114300">
             <wp:extent cx="5731200" cy="2933700"/>
             <wp:effectExtent b="0" l="0" r="0" t="0"/>
-            <wp:docPr id="10" name="image8.png"/>
+            <wp:docPr id="10" name="image6.png"/>
             <a:graphic>
               <a:graphicData uri="http://schemas.openxmlformats.org/drawingml/2006/picture">
                 <pic:pic>
                   <pic:nvPicPr>
-                    <pic:cNvPr id="0" name="image8.png"/>
+                    <pic:cNvPr id="0" name="image6.png"/>
                     <pic:cNvPicPr preferRelativeResize="0"/>
                   </pic:nvPicPr>
                   <pic:blipFill>
@@ -1345,12 +1345,12 @@
           <wp:inline distB="114300" distT="114300" distL="114300" distR="114300">
             <wp:extent cx="3249450" cy="2637318"/>
             <wp:effectExtent b="0" l="0" r="0" t="0"/>
-            <wp:docPr id="3" name="image9.png"/>
+            <wp:docPr id="3" name="image3.png"/>
             <a:graphic>
               <a:graphicData uri="http://schemas.openxmlformats.org/drawingml/2006/picture">
                 <pic:pic>
                   <pic:nvPicPr>
-                    <pic:cNvPr id="0" name="image9.png"/>
+                    <pic:cNvPr id="0" name="image3.png"/>
                     <pic:cNvPicPr preferRelativeResize="0"/>
                   </pic:nvPicPr>
                   <pic:blipFill>
@@ -2226,12 +2226,12 @@
           <wp:inline distB="114300" distT="114300" distL="114300" distR="114300">
             <wp:extent cx="1585913" cy="557604"/>
             <wp:effectExtent b="0" l="0" r="0" t="0"/>
-            <wp:docPr id="2" name="image1.png"/>
+            <wp:docPr id="2" name="image2.png"/>
             <a:graphic>
               <a:graphicData uri="http://schemas.openxmlformats.org/drawingml/2006/picture">
                 <pic:pic>
                   <pic:nvPicPr>
-                    <pic:cNvPr id="0" name="image1.png"/>
+                    <pic:cNvPr id="0" name="image2.png"/>
                     <pic:cNvPicPr preferRelativeResize="0"/>
                   </pic:nvPicPr>
                   <pic:blipFill>
@@ -2273,12 +2273,12 @@
           <wp:inline distB="114300" distT="114300" distL="114300" distR="114300">
             <wp:extent cx="5731200" cy="1930400"/>
             <wp:effectExtent b="0" l="0" r="0" t="0"/>
-            <wp:docPr id="5" name="image4.png"/>
+            <wp:docPr id="5" name="image7.png"/>
             <a:graphic>
               <a:graphicData uri="http://schemas.openxmlformats.org/drawingml/2006/picture">
                 <pic:pic>
                   <pic:nvPicPr>
-                    <pic:cNvPr id="0" name="image4.png"/>
+                    <pic:cNvPr id="0" name="image7.png"/>
                     <pic:cNvPicPr preferRelativeResize="0"/>
                   </pic:nvPicPr>
                   <pic:blipFill>
@@ -2381,12 +2381,12 @@
           <wp:inline distB="114300" distT="114300" distL="114300" distR="114300">
             <wp:extent cx="1282537" cy="1395465"/>
             <wp:effectExtent b="0" l="0" r="0" t="0"/>
-            <wp:docPr id="4" name="image6.png"/>
+            <wp:docPr id="4" name="image10.png"/>
             <a:graphic>
               <a:graphicData uri="http://schemas.openxmlformats.org/drawingml/2006/picture">
                 <pic:pic>
                   <pic:nvPicPr>
-                    <pic:cNvPr id="0" name="image6.png"/>
+                    <pic:cNvPr id="0" name="image10.png"/>
                     <pic:cNvPicPr preferRelativeResize="0"/>
                   </pic:nvPicPr>
                   <pic:blipFill>
@@ -2422,12 +2422,12 @@
           <wp:inline distB="114300" distT="114300" distL="114300" distR="114300">
             <wp:extent cx="1336838" cy="1403264"/>
             <wp:effectExtent b="0" l="0" r="0" t="0"/>
-            <wp:docPr id="8" name="image11.png"/>
+            <wp:docPr id="8" name="image1.png"/>
             <a:graphic>
               <a:graphicData uri="http://schemas.openxmlformats.org/drawingml/2006/picture">
                 <pic:pic>
                   <pic:nvPicPr>
-                    <pic:cNvPr id="0" name="image11.png"/>
+                    <pic:cNvPr id="0" name="image1.png"/>
                     <pic:cNvPicPr preferRelativeResize="0"/>
                   </pic:nvPicPr>
                   <pic:blipFill>
@@ -2479,12 +2479,12 @@
           <wp:inline distB="114300" distT="114300" distL="114300" distR="114300">
             <wp:extent cx="1355888" cy="1432156"/>
             <wp:effectExtent b="0" l="0" r="0" t="0"/>
-            <wp:docPr id="6" name="image2.png"/>
+            <wp:docPr id="6" name="image8.png"/>
             <a:graphic>
               <a:graphicData uri="http://schemas.openxmlformats.org/drawingml/2006/picture">
                 <pic:pic>
                   <pic:nvPicPr>
-                    <pic:cNvPr id="0" name="image2.png"/>
+                    <pic:cNvPr id="0" name="image8.png"/>
                     <pic:cNvPicPr preferRelativeResize="0"/>
                   </pic:nvPicPr>
                   <pic:blipFill>
@@ -2520,12 +2520,12 @@
           <wp:inline distB="114300" distT="114300" distL="114300" distR="114300">
             <wp:extent cx="1333103" cy="1481226"/>
             <wp:effectExtent b="0" l="0" r="0" t="0"/>
-            <wp:docPr id="1" name="image7.png"/>
+            <wp:docPr id="1" name="image4.png"/>
             <a:graphic>
               <a:graphicData uri="http://schemas.openxmlformats.org/drawingml/2006/picture">
                 <pic:pic>
                   <pic:nvPicPr>
-                    <pic:cNvPr id="0" name="image7.png"/>
+                    <pic:cNvPr id="0" name="image4.png"/>
                     <pic:cNvPicPr preferRelativeResize="0"/>
                   </pic:nvPicPr>
                   <pic:blipFill>
@@ -4426,12 +4426,12 @@
           <wp:inline distB="114300" distT="114300" distL="114300" distR="114300">
             <wp:extent cx="3633788" cy="1672025"/>
             <wp:effectExtent b="0" l="0" r="0" t="0"/>
-            <wp:docPr id="11" name="image3.png"/>
+            <wp:docPr id="11" name="image9.png"/>
             <a:graphic>
               <a:graphicData uri="http://schemas.openxmlformats.org/drawingml/2006/picture">
                 <pic:pic>
                   <pic:nvPicPr>
-                    <pic:cNvPr id="0" name="image3.png"/>
+                    <pic:cNvPr id="0" name="image9.png"/>
                     <pic:cNvPicPr preferRelativeResize="0"/>
                   </pic:nvPicPr>
                   <pic:blipFill>
@@ -5061,235 +5061,171 @@
     </w:p>
     <w:p>
       <w:pPr>
-        <w:pStyle w:val="Heading5"/>
-        <w:ind w:left="-850.3937007874016" w:right="-891.2598425196836" w:firstLine="0"/>
-        <w:rPr/>
-      </w:pPr>
-      <w:bookmarkStart w:colFirst="0" w:colLast="0" w:name="_i5o4pdv4juo1" w:id="25"/>
+        <w:ind w:left="-850.3937007874016" w:right="-891.2598425196836" w:firstLine="0"/>
+        <w:rPr/>
+      </w:pPr>
+      <w:r>
+        <w:rPr>
+          <w:rtl w:val="0"/>
+        </w:rPr>
+        <w:t xml:space="preserve">The results of this experimentation is logged in details and is provided in Github.</w:t>
+      </w:r>
+    </w:p>
+    <w:p>
+      <w:pPr>
+        <w:ind w:left="-850.3937007874016" w:right="-891.2598425196836" w:firstLine="0"/>
+        <w:rPr/>
+      </w:pPr>
+      <w:r>
+        <w:rPr>
+          <w:rtl w:val="0"/>
+        </w:rPr>
+      </w:r>
+    </w:p>
+    <w:p>
+      <w:pPr>
+        <w:ind w:left="-850.3937007874016" w:right="-891.2598425196836" w:firstLine="0"/>
+        <w:rPr/>
+      </w:pPr>
+      <w:r>
+        <w:rPr>
+          <w:rtl w:val="0"/>
+        </w:rPr>
+      </w:r>
+    </w:p>
+    <w:p>
+      <w:pPr>
+        <w:ind w:left="-850.3937007874016" w:right="-891.2598425196836" w:firstLine="0"/>
+        <w:rPr/>
+      </w:pPr>
+      <w:r>
+        <w:rPr>
+          <w:rtl w:val="0"/>
+        </w:rPr>
+      </w:r>
+    </w:p>
+    <w:p>
+      <w:pPr>
+        <w:ind w:left="-850.3937007874016" w:right="-891.2598425196836" w:firstLine="0"/>
+        <w:rPr/>
+      </w:pPr>
+      <w:r>
+        <w:rPr>
+          <w:rtl w:val="0"/>
+        </w:rPr>
+      </w:r>
+    </w:p>
+    <w:p>
+      <w:pPr>
+        <w:ind w:left="-850.3937007874016" w:right="-891.2598425196836" w:firstLine="0"/>
+        <w:rPr>
+          <w:b w:val="1"/>
+          <w:bCs w:val="1"/>
+        </w:rPr>
+      </w:pPr>
+      <w:r>
+        <w:rPr>
+          <w:b w:val="1"/>
+          <w:bCs w:val="1"/>
+          <w:rtl w:val="0"/>
+        </w:rPr>
+        <w:t xml:space="preserve">Additional observation on polysemantic neurons:</w:t>
+      </w:r>
+    </w:p>
+    <w:p>
+      <w:pPr>
+        <w:ind w:left="-850.3937007874016" w:right="-891.2598425196836" w:firstLine="0"/>
+        <w:rPr>
+          <w:b w:val="1"/>
+          <w:bCs w:val="1"/>
+        </w:rPr>
+      </w:pPr>
+      <w:r>
+        <w:rPr>
+          <w:rtl w:val="0"/>
+        </w:rPr>
+      </w:r>
+    </w:p>
+    <w:p>
+      <w:pPr>
+        <w:ind w:left="-850.3937007874016" w:right="-891.2598425196836" w:firstLine="0"/>
+        <w:rPr/>
+      </w:pPr>
+      <w:r>
+        <w:rPr>
+          <w:rtl w:val="0"/>
+        </w:rPr>
+        <w:t xml:space="preserve">Polysemantic neurons: are neurons that respond to multiple unrelated features or concepts rather than encoding a single specific feature</w:t>
+      </w:r>
+    </w:p>
+    <w:p>
+      <w:pPr>
+        <w:ind w:left="-850.3937007874016" w:right="-891.2598425196836" w:firstLine="0"/>
+        <w:rPr>
+          <w:b w:val="1"/>
+          <w:bCs w:val="1"/>
+        </w:rPr>
+      </w:pPr>
+      <w:r>
+        <w:rPr>
+          <w:rtl w:val="0"/>
+        </w:rPr>
+      </w:r>
+    </w:p>
+    <w:p>
+      <w:pPr>
+        <w:ind w:left="-850.3937007874016" w:right="-891.2598425196836" w:firstLine="0"/>
+        <w:rPr/>
+      </w:pPr>
+      <w:r>
+        <w:rPr>
+          <w:rtl w:val="0"/>
+        </w:rPr>
+        <w:t xml:space="preserve">Following neurons were found to activate on both colour and shapes:</w:t>
+      </w:r>
+    </w:p>
+    <w:p>
+      <w:pPr>
+        <w:ind w:left="-850.3937007874016" w:right="-891.2598425196836" w:firstLine="0"/>
+        <w:rPr/>
+      </w:pPr>
+      <w:r>
+        <w:rPr>
+          <w:rtl w:val="0"/>
+        </w:rPr>
+      </w:r>
+    </w:p>
+    <w:p>
+      <w:pPr>
+        <w:ind w:left="-850.3937007874016" w:right="-891.2598425196836" w:firstLine="0"/>
+        <w:rPr/>
+      </w:pPr>
+      <w:r>
+        <w:rPr>
+          <w:rtl w:val="0"/>
+        </w:rPr>
+        <w:t xml:space="preserve">784, 1392, 4256, 4425, 7116, 10709, 10762, 11713, 13330, 13509, 14168, 14751, 16289, 16837, 17936, 18849, 22883, 22911, 23789, 24158, 24335, 24395, 24968, 25572, 25573, 26480, 26520, 26613, 27553, 27666, 28262, 29633, 32105, 32108, 32509</w:t>
+      </w:r>
+    </w:p>
+    <w:p>
+      <w:pPr>
+        <w:ind w:left="-850.3937007874016" w:right="-891.2598425196836" w:firstLine="0"/>
+        <w:rPr/>
+      </w:pPr>
+      <w:r>
+        <w:rPr>
+          <w:rtl w:val="0"/>
+        </w:rPr>
+      </w:r>
+    </w:p>
+    <w:p>
+      <w:pPr>
+        <w:pStyle w:val="Heading2"/>
+        <w:ind w:left="-850.3937007874016" w:right="-891.2598425196836" w:firstLine="0"/>
+        <w:rPr/>
+      </w:pPr>
+      <w:bookmarkStart w:colFirst="0" w:colLast="0" w:name="_aeq4mdtavxak" w:id="25"/>
       <w:bookmarkEnd w:id="25"/>
-      <w:r>
-        <w:rPr>
-          <w:rtl w:val="0"/>
-        </w:rPr>
-        <w:t xml:space="preserve">Shape Feature Validation</w:t>
-      </w:r>
-    </w:p>
-    <w:p>
-      <w:pPr>
-        <w:ind w:left="-850.3937007874016" w:firstLine="0"/>
-        <w:rPr/>
-      </w:pPr>
-      <w:r>
-        <w:rPr>
-          <w:rtl w:val="0"/>
-        </w:rPr>
-        <w:t xml:space="preserve">Similar steps were performed as above with perturbing shape features.</w:t>
-      </w:r>
-    </w:p>
-    <w:p>
-      <w:pPr>
-        <w:ind w:left="-850.3937007874016" w:firstLine="0"/>
-        <w:rPr/>
-      </w:pPr>
-      <w:r>
-        <w:rPr>
-          <w:rtl w:val="0"/>
-        </w:rPr>
-      </w:r>
-    </w:p>
-    <w:p>
-      <w:pPr>
-        <w:ind w:left="-850.3937007874016" w:firstLine="0"/>
-        <w:rPr/>
-      </w:pPr>
-      <w:r>
-        <w:rPr>
-          <w:b w:val="1"/>
-          <w:bCs w:val="1"/>
-          <w:rtl w:val="0"/>
-        </w:rPr>
-        <w:t xml:space="preserve">Result:</w:t>
-      </w:r>
-      <w:r>
-        <w:rPr>
-          <w:rtl w:val="0"/>
-        </w:rPr>
-        <w:t xml:space="preserve"> </w:t>
-      </w:r>
-      <w:r>
-        <w:rPr>
-          <w:rtl w:val="0"/>
-        </w:rPr>
-      </w:r>
-    </w:p>
-    <w:p>
-      <w:pPr>
-        <w:ind w:left="-850.3937007874016" w:right="-891.2598425196836" w:firstLine="0"/>
-        <w:rPr/>
-      </w:pPr>
-      <w:r>
-        <w:rPr>
-          <w:rtl w:val="0"/>
-        </w:rPr>
-      </w:r>
-    </w:p>
-    <w:p>
-      <w:pPr>
-        <w:ind w:left="-850.3937007874016" w:right="-891.2598425196836" w:firstLine="0"/>
-        <w:rPr/>
-      </w:pPr>
-      <w:r>
-        <w:rPr>
-          <w:rtl w:val="0"/>
-        </w:rPr>
-        <w:t xml:space="preserve">Did not find any decrease in accuracy of test results probably due to models inability to capture shape related features.</w:t>
-      </w:r>
-    </w:p>
-    <w:p>
-      <w:pPr>
-        <w:ind w:left="-850.3937007874016" w:right="-891.2598425196836" w:firstLine="0"/>
-        <w:rPr/>
-      </w:pPr>
-      <w:r>
-        <w:rPr>
-          <w:rtl w:val="0"/>
-        </w:rPr>
-      </w:r>
-    </w:p>
-    <w:p>
-      <w:pPr>
-        <w:ind w:left="-850.3937007874016" w:right="-891.2598425196836" w:firstLine="0"/>
-        <w:rPr/>
-      </w:pPr>
-      <w:r>
-        <w:rPr>
-          <w:rtl w:val="0"/>
-        </w:rPr>
-        <w:t xml:space="preserve">The results of this experimentation is logged in details and is provided in Github.</w:t>
-      </w:r>
-    </w:p>
-    <w:p>
-      <w:pPr>
-        <w:ind w:left="-850.3937007874016" w:right="-891.2598425196836" w:firstLine="0"/>
-        <w:rPr/>
-      </w:pPr>
-      <w:r>
-        <w:rPr>
-          <w:rtl w:val="0"/>
-        </w:rPr>
-      </w:r>
-    </w:p>
-    <w:p>
-      <w:pPr>
-        <w:ind w:left="-850.3937007874016" w:right="-891.2598425196836" w:firstLine="0"/>
-        <w:rPr>
-          <w:b w:val="1"/>
-          <w:bCs w:val="1"/>
-        </w:rPr>
-      </w:pPr>
-      <w:r>
-        <w:rPr>
-          <w:b w:val="1"/>
-          <w:bCs w:val="1"/>
-          <w:rtl w:val="0"/>
-        </w:rPr>
-        <w:t xml:space="preserve">Additional observation on polysemantic neurons:</w:t>
-      </w:r>
-    </w:p>
-    <w:p>
-      <w:pPr>
-        <w:ind w:left="-850.3937007874016" w:right="-891.2598425196836" w:firstLine="0"/>
-        <w:rPr>
-          <w:b w:val="1"/>
-          <w:bCs w:val="1"/>
-        </w:rPr>
-      </w:pPr>
-      <w:r>
-        <w:rPr>
-          <w:rtl w:val="0"/>
-        </w:rPr>
-      </w:r>
-    </w:p>
-    <w:p>
-      <w:pPr>
-        <w:ind w:left="-850.3937007874016" w:right="-891.2598425196836" w:firstLine="0"/>
-        <w:rPr/>
-      </w:pPr>
-      <w:r>
-        <w:rPr>
-          <w:rtl w:val="0"/>
-        </w:rPr>
-        <w:t xml:space="preserve">Polysemantic neurons: are neurons that respond to multiple unrelated features or concepts rather than encoding a single specific feature</w:t>
-      </w:r>
-    </w:p>
-    <w:p>
-      <w:pPr>
-        <w:ind w:left="-850.3937007874016" w:right="-891.2598425196836" w:firstLine="0"/>
-        <w:rPr>
-          <w:b w:val="1"/>
-          <w:bCs w:val="1"/>
-        </w:rPr>
-      </w:pPr>
-      <w:r>
-        <w:rPr>
-          <w:rtl w:val="0"/>
-        </w:rPr>
-      </w:r>
-    </w:p>
-    <w:p>
-      <w:pPr>
-        <w:ind w:left="-850.3937007874016" w:right="-891.2598425196836" w:firstLine="0"/>
-        <w:rPr/>
-      </w:pPr>
-      <w:r>
-        <w:rPr>
-          <w:rtl w:val="0"/>
-        </w:rPr>
-        <w:t xml:space="preserve">Following neurons were found to activate on both colour and shapes:</w:t>
-      </w:r>
-    </w:p>
-    <w:p>
-      <w:pPr>
-        <w:ind w:left="-850.3937007874016" w:right="-891.2598425196836" w:firstLine="0"/>
-        <w:rPr/>
-      </w:pPr>
-      <w:r>
-        <w:rPr>
-          <w:rtl w:val="0"/>
-        </w:rPr>
-      </w:r>
-    </w:p>
-    <w:p>
-      <w:pPr>
-        <w:ind w:left="-850.3937007874016" w:right="-891.2598425196836" w:firstLine="0"/>
-        <w:rPr/>
-      </w:pPr>
-      <w:r>
-        <w:rPr>
-          <w:rtl w:val="0"/>
-        </w:rPr>
-        <w:t xml:space="preserve">784, 1392, 4256, 4425, 7116, 10709, 10762, 11713, 13330, 13509, 14168, 14751, 16289, 16837, 17936, 18849, 22883, 22911, 23789, 24158, 24335, 24395, 24968, 25572, 25573, 26480, 26520, 26613, 27553, 27666, 28262, 29633, 32105, 32108, 32509</w:t>
-      </w:r>
-    </w:p>
-    <w:p>
-      <w:pPr>
-        <w:ind w:left="-850.3937007874016" w:right="-891.2598425196836" w:firstLine="0"/>
-        <w:rPr/>
-      </w:pPr>
-      <w:r>
-        <w:rPr>
-          <w:rtl w:val="0"/>
-        </w:rPr>
-      </w:r>
-    </w:p>
-    <w:p>
-      <w:pPr>
-        <w:pStyle w:val="Heading2"/>
-        <w:ind w:left="-850.3937007874016" w:right="-891.2598425196836" w:firstLine="0"/>
-        <w:rPr/>
-      </w:pPr>
-      <w:bookmarkStart w:colFirst="0" w:colLast="0" w:name="_aeq4mdtavxak" w:id="26"/>
-      <w:bookmarkEnd w:id="26"/>
       <w:r>
         <w:rPr>
           <w:rtl w:val="0"/>

--- a/Precog_assignment.docx
+++ b/Precog_assignment.docx
@@ -57,7 +57,7 @@
       </w:r>
       <w:r>
         <w:rPr>
-          <w:shd w:fill="e06666" w:val="clear"/>
+          <w:highlight w:val="white"/>
           <w:rtl w:val="0"/>
         </w:rPr>
         <w:t xml:space="preserve">hypothesis</w:t>
@@ -73,21 +73,7 @@
           <w:highlight w:val="white"/>
           <w:rtl w:val="0"/>
         </w:rPr>
-        <w:t xml:space="preserve"> a simple 3-layered CNN model was trained on ColourMNIST, a dataset designed to lure the model towards biasness. The model achieved 100% accuracy on Train and validation but considerably failed on test data with 8.3% accuracy proving the validity of the above </w:t>
-      </w:r>
-      <w:r>
-        <w:rPr>
-          <w:shd w:fill="e06666" w:val="clear"/>
-          <w:rtl w:val="0"/>
-        </w:rPr>
-        <w:t xml:space="preserve">hypothesis</w:t>
-      </w:r>
-      <w:r>
-        <w:rPr>
-          <w:highlight w:val="white"/>
-          <w:rtl w:val="0"/>
-        </w:rPr>
-        <w:t xml:space="preserve">. Further, 2 different re-training strategies were applied (without changing the dataset) to force the model to important features after which the test accuracy improved to 30%. Additionally, after each training, the feature maps of the model were visualized to understand what shortcut features the model has learned. Finally, a Sparse Autoencoder was trained to </w:t>
+        <w:t xml:space="preserve"> a simple 3-layered CNN model was trained on ColourMNIST, a dataset designed to lure the model towards biasness. The model achieved 100% accuracy on Train and validation but considerably failed on test data with 8.3% accuracy proving the validity of the above hypothesis. Further, 2 different re-training strategies were applied (without changing the dataset) to force the model to important features after which the test accuracy improved to 22%. Additionally, after each training, the feature maps of the model were visualized to understand what shortcut features the model has learned. Finally, a Sparse Autoencoder was trained to </w:t>
       </w:r>
       <w:r>
         <w:rPr>
@@ -645,12 +631,12 @@
           <wp:inline distB="114300" distT="114300" distL="114300" distR="114300">
             <wp:extent cx="5731200" cy="2933700"/>
             <wp:effectExtent b="0" l="0" r="0" t="0"/>
-            <wp:docPr id="10" name="image6.png"/>
+            <wp:docPr id="10" name="image10.png"/>
             <a:graphic>
               <a:graphicData uri="http://schemas.openxmlformats.org/drawingml/2006/picture">
                 <pic:pic>
                   <pic:nvPicPr>
-                    <pic:cNvPr id="0" name="image6.png"/>
+                    <pic:cNvPr id="0" name="image10.png"/>
                     <pic:cNvPicPr preferRelativeResize="0"/>
                   </pic:nvPicPr>
                   <pic:blipFill>
@@ -1502,12 +1488,12 @@
           <wp:inline distB="114300" distT="114300" distL="114300" distR="114300">
             <wp:extent cx="4921382" cy="2176453"/>
             <wp:effectExtent b="0" l="0" r="0" t="0"/>
-            <wp:docPr id="12" name="image5.png"/>
+            <wp:docPr id="12" name="image9.png"/>
             <a:graphic>
               <a:graphicData uri="http://schemas.openxmlformats.org/drawingml/2006/picture">
                 <pic:pic>
                   <pic:nvPicPr>
-                    <pic:cNvPr id="0" name="image5.png"/>
+                    <pic:cNvPr id="0" name="image9.png"/>
                     <pic:cNvPicPr preferRelativeResize="0"/>
                   </pic:nvPicPr>
                   <pic:blipFill>
@@ -2273,12 +2259,12 @@
           <wp:inline distB="114300" distT="114300" distL="114300" distR="114300">
             <wp:extent cx="5731200" cy="1930400"/>
             <wp:effectExtent b="0" l="0" r="0" t="0"/>
-            <wp:docPr id="5" name="image7.png"/>
+            <wp:docPr id="5" name="image5.png"/>
             <a:graphic>
               <a:graphicData uri="http://schemas.openxmlformats.org/drawingml/2006/picture">
                 <pic:pic>
                   <pic:nvPicPr>
-                    <pic:cNvPr id="0" name="image7.png"/>
+                    <pic:cNvPr id="0" name="image5.png"/>
                     <pic:cNvPicPr preferRelativeResize="0"/>
                   </pic:nvPicPr>
                   <pic:blipFill>
@@ -2381,12 +2367,12 @@
           <wp:inline distB="114300" distT="114300" distL="114300" distR="114300">
             <wp:extent cx="1282537" cy="1395465"/>
             <wp:effectExtent b="0" l="0" r="0" t="0"/>
-            <wp:docPr id="4" name="image10.png"/>
+            <wp:docPr id="4" name="image6.png"/>
             <a:graphic>
               <a:graphicData uri="http://schemas.openxmlformats.org/drawingml/2006/picture">
                 <pic:pic>
                   <pic:nvPicPr>
-                    <pic:cNvPr id="0" name="image10.png"/>
+                    <pic:cNvPr id="0" name="image6.png"/>
                     <pic:cNvPicPr preferRelativeResize="0"/>
                   </pic:nvPicPr>
                   <pic:blipFill>
@@ -2479,12 +2465,12 @@
           <wp:inline distB="114300" distT="114300" distL="114300" distR="114300">
             <wp:extent cx="1355888" cy="1432156"/>
             <wp:effectExtent b="0" l="0" r="0" t="0"/>
-            <wp:docPr id="6" name="image8.png"/>
+            <wp:docPr id="6" name="image7.png"/>
             <a:graphic>
               <a:graphicData uri="http://schemas.openxmlformats.org/drawingml/2006/picture">
                 <pic:pic>
                   <pic:nvPicPr>
-                    <pic:cNvPr id="0" name="image8.png"/>
+                    <pic:cNvPr id="0" name="image7.png"/>
                     <pic:cNvPicPr preferRelativeResize="0"/>
                   </pic:nvPicPr>
                   <pic:blipFill>
@@ -4426,12 +4412,12 @@
           <wp:inline distB="114300" distT="114300" distL="114300" distR="114300">
             <wp:extent cx="3633788" cy="1672025"/>
             <wp:effectExtent b="0" l="0" r="0" t="0"/>
-            <wp:docPr id="11" name="image9.png"/>
+            <wp:docPr id="11" name="image8.png"/>
             <a:graphic>
               <a:graphicData uri="http://schemas.openxmlformats.org/drawingml/2006/picture">
                 <pic:pic>
                   <pic:nvPicPr>
-                    <pic:cNvPr id="0" name="image9.png"/>
+                    <pic:cNvPr id="0" name="image8.png"/>
                     <pic:cNvPicPr preferRelativeResize="0"/>
                   </pic:nvPicPr>
                   <pic:blipFill>
